--- a/hin/docx/022.content.docx
+++ b/hin/docx/022.content.docx
@@ -218,36 +218,24 @@
         </w:rPr>
         <w:t xml:space="preserve"> वह होता है जो दूसरों पर स्वामी होता है, जिसके पास पूरा </w:t>
       </w:r>
-      <w:hyperlink r:id="rId13">
-        <w:r>
-          <w:rPr>
-            <w:lang w:val="hi_IN" w:bidi="hi_IN"/>
-          </w:rPr>
-          <w:rPr>
-            <w:color w:val="0000EE"/>
-            <w:u w:val="single"/>
-          </w:rPr>
-          <w:t>अधिकार</w:t>
-        </w:r>
-      </w:hyperlink>
+      <w:r>
+        <w:rPr>
+          <w:lang w:val="hi_IN" w:bidi="hi_IN"/>
+        </w:rPr>
+        <w:t>अधिकार</w:t>
+      </w:r>
       <w:r>
         <w:rPr>
           <w:lang w:val="hi_IN" w:bidi="hi_IN"/>
         </w:rPr>
         <w:t xml:space="preserve"> होता है, और जो लोगों से आदर पाने के योग्य होता है। जब आप किसी को "प्रभु" कहते हैं, तो आप कह रहे हैं कि उस व्यक्ति को आप पर अधिकार है। बाइबल में, हम सुनते हैं कि लोग अपने </w:t>
       </w:r>
-      <w:hyperlink r:id="rId14">
-        <w:r>
-          <w:rPr>
-            <w:lang w:val="hi_IN" w:bidi="hi_IN"/>
-          </w:rPr>
-          <w:rPr>
-            <w:color w:val="0000EE"/>
-            <w:u w:val="single"/>
-          </w:rPr>
-          <w:t>राजा</w:t>
-        </w:r>
-      </w:hyperlink>
+      <w:r>
+        <w:rPr>
+          <w:lang w:val="hi_IN" w:bidi="hi_IN"/>
+        </w:rPr>
+        <w:t>राजा</w:t>
+      </w:r>
       <w:r>
         <w:rPr>
           <w:lang w:val="hi_IN" w:bidi="hi_IN"/>
@@ -256,29 +244,23 @@
       </w:r>
       <w:r>
         <w:rPr>
+          <w:lang w:val="hi_IN" w:bidi="hi_IN"/>
+        </w:rPr>
+        <w:t>दास</w:t>
+      </w:r>
+      <w:r>
+        <w:rPr>
+          <w:lang w:val="hi_IN" w:bidi="hi_IN"/>
+        </w:rPr>
+        <w:t xml:space="preserve"> अपने </w:t>
+      </w:r>
+      <w:r>
+        <w:rPr>
           <w:b/>
           <w:lang w:val="hi_IN" w:bidi="hi_IN"/>
         </w:rPr>
-        <w:t>दास</w:t>
-      </w:r>
-      <w:r>
-        <w:rPr>
-          <w:lang w:val="hi_IN" w:bidi="hi_IN"/>
-        </w:rPr>
-        <w:t xml:space="preserve"> अपने </w:t>
-      </w:r>
-      <w:hyperlink r:id="rId15">
-        <w:r>
-          <w:rPr>
-            <w:lang w:val="hi_IN" w:bidi="hi_IN"/>
-          </w:rPr>
-          <w:rPr>
-            <w:color w:val="0000EE"/>
-            <w:u w:val="single"/>
-          </w:rPr>
-          <w:t>स्वामी</w:t>
-        </w:r>
-      </w:hyperlink>
+        <w:t>स्वामी</w:t>
+      </w:r>
       <w:r>
         <w:rPr>
           <w:lang w:val="hi_IN" w:bidi="hi_IN"/>
@@ -313,18 +295,12 @@
         </w:rPr>
         <w:t xml:space="preserve">नए नियम में, जब </w:t>
       </w:r>
-      <w:hyperlink r:id="rId16">
-        <w:r>
-          <w:rPr>
-            <w:lang w:val="hi_IN" w:bidi="hi_IN"/>
-          </w:rPr>
-          <w:rPr>
-            <w:color w:val="0000EE"/>
-            <w:u w:val="single"/>
-          </w:rPr>
-          <w:t>इस्राएल</w:t>
-        </w:r>
-      </w:hyperlink>
+      <w:r>
+        <w:rPr>
+          <w:lang w:val="hi_IN" w:bidi="hi_IN"/>
+        </w:rPr>
+        <w:t>इस्राएल</w:t>
+      </w:r>
       <w:r>
         <w:rPr>
           <w:lang w:val="hi_IN" w:bidi="hi_IN"/>
@@ -345,18 +321,12 @@
         </w:rPr>
         <w:t xml:space="preserve">जब, यीशु के </w:t>
       </w:r>
-      <w:hyperlink r:id="rId17">
-        <w:r>
-          <w:rPr>
-            <w:lang w:val="hi_IN" w:bidi="hi_IN"/>
-          </w:rPr>
-          <w:rPr>
-            <w:color w:val="0000EE"/>
-            <w:u w:val="single"/>
-          </w:rPr>
-          <w:t>पुनरुत्थान</w:t>
-        </w:r>
-      </w:hyperlink>
+      <w:r>
+        <w:rPr>
+          <w:lang w:val="hi_IN" w:bidi="hi_IN"/>
+        </w:rPr>
+        <w:t>पुनरुत्थान</w:t>
+      </w:r>
       <w:r>
         <w:rPr>
           <w:lang w:val="hi_IN" w:bidi="hi_IN"/>
@@ -469,7 +439,6 @@
       </w:r>
       <w:r>
         <w:rPr>
-          <w:b/>
           <w:lang w:val="hi_IN" w:bidi="hi_IN"/>
         </w:rPr>
         <w:t>यहूदी</w:t>
@@ -622,18 +591,12 @@
         </w:rPr>
         <w:t>बाइबल "</w:t>
       </w:r>
-      <w:hyperlink r:id="rId18">
-        <w:r>
-          <w:rPr>
-            <w:lang w:val="hi_IN" w:bidi="hi_IN"/>
-          </w:rPr>
-          <w:rPr>
-            <w:color w:val="0000EE"/>
-            <w:u w:val="single"/>
-          </w:rPr>
-          <w:t>आत्मा</w:t>
-        </w:r>
-      </w:hyperlink>
+      <w:r>
+        <w:rPr>
+          <w:lang w:val="hi_IN" w:bidi="hi_IN"/>
+        </w:rPr>
+        <w:t>आत्मा</w:t>
+      </w:r>
       <w:r>
         <w:rPr>
           <w:lang w:val="hi_IN" w:bidi="hi_IN"/>
@@ -668,7 +631,6 @@
       </w:r>
       <w:r>
         <w:rPr>
-          <w:b/>
           <w:lang w:val="hi_IN" w:bidi="hi_IN"/>
         </w:rPr>
         <w:t>विश्वास</w:t>
@@ -780,7 +742,6 @@
       </w:r>
       <w:r>
         <w:rPr>
-          <w:b/>
           <w:lang w:val="hi_IN" w:bidi="hi_IN"/>
         </w:rPr>
         <w:t>सुसमाचारों</w:t>
@@ -793,7 +754,6 @@
       </w:r>
       <w:r>
         <w:rPr>
-          <w:b/>
           <w:lang w:val="hi_IN" w:bidi="hi_IN"/>
         </w:rPr>
         <w:t>चेलों</w:t>
@@ -831,18 +791,13 @@
         </w:rPr>
         <w:t xml:space="preserve">एक </w:t>
       </w:r>
-      <w:hyperlink r:id="rId19">
-        <w:r>
-          <w:rPr>
-            <w:lang w:val="hi_IN" w:bidi="hi_IN"/>
-          </w:rPr>
-          <w:rPr>
-            <w:color w:val="0000EE"/>
-            <w:u w:val="single"/>
-          </w:rPr>
-          <w:t>चेले</w:t>
-        </w:r>
-      </w:hyperlink>
+      <w:r>
+        <w:rPr>
+          <w:b/>
+          <w:lang w:val="hi_IN" w:bidi="hi_IN"/>
+        </w:rPr>
+        <w:t>चेले</w:t>
+      </w:r>
       <w:r>
         <w:rPr>
           <w:lang w:val="hi_IN" w:bidi="hi_IN"/>
@@ -870,18 +825,12 @@
         </w:rPr>
         <w:t xml:space="preserve"> वह व्यक्ति होता है जिसे यीशु से एक विशेष </w:t>
       </w:r>
-      <w:hyperlink r:id="rId13">
-        <w:r>
-          <w:rPr>
-            <w:lang w:val="hi_IN" w:bidi="hi_IN"/>
-          </w:rPr>
-          <w:rPr>
-            <w:color w:val="0000EE"/>
-            <w:u w:val="single"/>
-          </w:rPr>
-          <w:t>अधिकार</w:t>
-        </w:r>
-      </w:hyperlink>
+      <w:r>
+        <w:rPr>
+          <w:lang w:val="hi_IN" w:bidi="hi_IN"/>
+        </w:rPr>
+        <w:t>अधिकार</w:t>
+      </w:r>
       <w:r>
         <w:rPr>
           <w:lang w:val="hi_IN" w:bidi="hi_IN"/>
